--- a/courts/military/coast-guard-court-of-criminal-appeals/answering-brief/usage/OUTPUT-answering-brief-2.docx
+++ b/courts/military/coast-guard-court-of-criminal-appeals/answering-brief/usage/OUTPUT-answering-brief-2.docx
@@ -4,99 +4,615 @@
   <w:body>
     <w:p>
       <w:pPr>
-        <w:pStyle w:val="Centered"/>
-      </w:pPr>
-      <w:r>
-        <w:rPr>
-          <w:b/>
-          <w:bCs/>
-        </w:rPr>
-        <w:t xml:space="preserve">In the United States Coast Guard Court of Criminal Appeals</w:t>
-      </w:r>
-    </w:p>
-    <w:p>
-      <w:pPr>
-        <w:spacing w:before="0" w:after="0" w:line="144" w:lineRule="exact"/>
-      </w:pPr>
-    </w:p>
-    <w:p>
-      <w:pPr>
-        <w:pStyle w:val="CaptionLine"/>
-      </w:pPr>
-      <w:r>
-        <w:t xml:space="preserve">Appellant Name</w:t>
-      </w:r>
-    </w:p>
-    <w:p>
-      <w:pPr>
-        <w:pStyle w:val="CaptionLine"/>
-      </w:pPr>
-      <w:r>
-        <w:t xml:space="preserve">Appellant</w:t>
-      </w:r>
-    </w:p>
-    <w:p>
-      <w:pPr>
-        <w:pStyle w:val="CaptionLine"/>
-      </w:pPr>
-      <w:r>
-        <w:t xml:space="preserve">v.</w:t>
-      </w:r>
-    </w:p>
-    <w:p>
-      <w:pPr>
-        <w:pStyle w:val="CaptionLine"/>
-      </w:pPr>
-      <w:r>
-        <w:t xml:space="preserve">UNITED STATES OF AMERICA</w:t>
-      </w:r>
-    </w:p>
-    <w:p>
-      <w:pPr>
-        <w:pStyle w:val="CaptionLine"/>
-      </w:pPr>
-      <w:r>
-        <w:t xml:space="preserve">Appellee</w:t>
-      </w:r>
-    </w:p>
-    <w:p>
-      <w:pPr>
-        <w:spacing w:before="0" w:after="0" w:line="288" w:lineRule="exact"/>
-      </w:pPr>
-    </w:p>
-    <w:p>
-      <w:pPr>
-        <w:pStyle w:val="Centered"/>
-      </w:pPr>
-      <w:r>
-        <w:rPr>
-          <w:b/>
-          <w:bCs/>
-        </w:rPr>
-        <w:t xml:space="preserve">Brief on Behalf of the United States</w:t>
-      </w:r>
-    </w:p>
-    <w:p>
-      <w:pPr>
-        <w:spacing w:before="0" w:after="0" w:line="144" w:lineRule="exact"/>
-      </w:pPr>
-    </w:p>
-    <w:p>
-      <w:pPr>
-        <w:pStyle w:val="CenteredSingle"/>
-      </w:pPr>
-      <w:r>
-        <w:t xml:space="preserve">On Appeal from a General Court-Martial (placeholder text: template smoke test, not an exemplar transcription)</w:t>
-      </w:r>
-    </w:p>
-    <w:p>
-      <w:pPr>
-        <w:spacing w:before="0" w:after="0" w:line="444" w:lineRule="exact"/>
-      </w:pPr>
-    </w:p>
-    <w:p>
-      <w:pPr>
-        <w:pStyle w:val="Single"/>
+        <w:spacing w:before="0" w:after="240" w:line="300" w:lineRule="exact"/>
+        <w:ind w:left="0" w:firstLine="0"/>
+        <w:jc w:val="center"/>
+      </w:pPr>
+      <w:r>
+        <w:rPr>
+          <w:b/>
+          <w:bCs/>
+        </w:rPr>
+        <w:t xml:space="preserve">IN THE UNITED STATES COAST GUARD COURT OF CRIMINAL APPEALS</w:t>
+      </w:r>
+    </w:p>
+    <w:tbl>
+      <w:tblPr>
+        <w:tblW w:w="9360" w:type="dxa"/>
+        <w:tblInd w:w="0" w:type="dxa"/>
+        <w:tblLayout w:type="fixed"/>
+        <w:tblCellMar>
+          <w:top w:w="0" w:type="dxa"/>
+          <w:left w:w="0" w:type="dxa"/>
+          <w:bottom w:w="0" w:type="dxa"/>
+          <w:right w:w="0" w:type="dxa"/>
+        </w:tblCellMar>
+        <w:tblLook w:val="0000"/>
+      </w:tblPr>
+      <w:tblGrid>
+        <w:gridCol w:w="4392"/>
+        <w:gridCol w:w="576"/>
+        <w:gridCol w:w="4392"/>
+      </w:tblGrid>
+      <w:tr>
+        <w:trPr>
+          <w:cantSplit/>
+        </w:trPr>
+        <w:tc>
+          <w:tcPr>
+            <w:tcW w:w="4392" w:type="dxa"/>
+          </w:tcPr>
+          <w:p>
+            <w:pPr>
+              <w:spacing w:before="0" w:after="0" w:line="300" w:lineRule="exact"/>
+              <w:ind w:left="0" w:firstLine="0"/>
+            </w:pPr>
+            <w:r>
+              <w:t xml:space="preserve">Appellant Name</w:t>
+            </w:r>
+          </w:p>
+          <w:p>
+            <w:pPr>
+              <w:spacing w:before="80" w:after="0" w:line="300" w:lineRule="exact"/>
+              <w:ind w:left="576" w:firstLine="0"/>
+            </w:pPr>
+            <w:r>
+              <w:t xml:space="preserve">Appellant</w:t>
+            </w:r>
+          </w:p>
+          <w:p>
+            <w:pPr>
+              <w:spacing w:before="240" w:after="0" w:line="300" w:lineRule="exact"/>
+              <w:ind w:left="864" w:firstLine="0"/>
+            </w:pPr>
+            <w:r>
+              <w:t xml:space="preserve">v.</w:t>
+            </w:r>
+          </w:p>
+          <w:p>
+            <w:pPr>
+              <w:spacing w:before="240" w:after="0" w:line="300" w:lineRule="exact"/>
+              <w:ind w:left="0" w:firstLine="0"/>
+            </w:pPr>
+            <w:r>
+              <w:t xml:space="preserve">UNITED STATES OF AMERICA</w:t>
+            </w:r>
+          </w:p>
+          <w:p>
+            <w:pPr>
+              <w:spacing w:before="80" w:after="0" w:line="300" w:lineRule="exact"/>
+              <w:ind w:left="576" w:firstLine="0"/>
+            </w:pPr>
+            <w:r>
+              <w:t xml:space="preserve">Appellee</w:t>
+            </w:r>
+          </w:p>
+        </w:tc>
+        <w:tc>
+          <w:tcPr>
+            <w:tcW w:w="576" w:type="dxa"/>
+          </w:tcPr>
+          <w:p>
+            <w:pPr>
+              <w:spacing w:before="0" w:after="0" w:line="20" w:lineRule="exact"/>
+            </w:pPr>
+          </w:p>
+        </w:tc>
+        <w:tc>
+          <w:tcPr>
+            <w:tcW w:w="4392" w:type="dxa"/>
+          </w:tcPr>
+          <w:p>
+            <w:pPr>
+              <w:spacing w:before="0" w:after="0" w:line="300" w:lineRule="exact"/>
+              <w:ind w:left="0" w:firstLine="0"/>
+            </w:pPr>
+            <w:r>
+              <w:t xml:space="preserve">__________</w:t>
+            </w:r>
+          </w:p>
+          <w:p>
+            <w:pPr>
+              <w:spacing w:before="240" w:after="0" w:line="300" w:lineRule="exact"/>
+              <w:ind w:left="0" w:firstLine="0"/>
+            </w:pPr>
+            <w:r>
+              <w:rPr>
+                <w:b/>
+                <w:bCs/>
+              </w:rPr>
+              <w:t xml:space="preserve">BRIEF ON BEHALF OF THE UNITED STATES</w:t>
+            </w:r>
+          </w:p>
+          <w:p>
+            <w:pPr>
+              <w:spacing w:before="240" w:after="0" w:line="300" w:lineRule="exact"/>
+              <w:ind w:left="0" w:firstLine="0"/>
+            </w:pPr>
+            <w:r>
+              <w:t xml:space="preserve">Docket No. 0000</w:t>
+            </w:r>
+          </w:p>
+          <w:p>
+            <w:pPr>
+              <w:spacing w:before="240" w:after="0" w:line="300" w:lineRule="exact"/>
+              <w:ind w:left="0" w:firstLine="0"/>
+            </w:pPr>
+            <w:r>
+              <w:t xml:space="preserve">On Appeal from a General Court-Martial (placeholder text: template smoke test, not an exemplar transcription)</w:t>
+            </w:r>
+          </w:p>
+        </w:tc>
+      </w:tr>
+    </w:tbl>
+    <w:p>
+      <w:pPr>
+        <w:pBdr>
+          <w:bottom w:val="single" w:sz="4" w:space="0" w:color="000000"/>
+        </w:pBdr>
+        <w:spacing w:before="0" w:after="0" w:line="200" w:lineRule="exact"/>
+        <w:ind w:left="0" w:right="0" w:firstLine="0"/>
+      </w:pPr>
+    </w:p>
+    <w:p>
+      <w:pPr>
+        <w:spacing w:before="240" w:after="0" w:line="300" w:lineRule="exact"/>
+        <w:ind w:left="936" w:right="936" w:firstLine="0"/>
+        <w:jc w:val="center"/>
+      </w:pPr>
+      <w:r>
+        <w:t xml:space="preserve">TO THE HONORABLE, THE JUDGES OF THE UNITED STATES COAST GUARD COURT OF CRIMINAL APPEALS</w:t>
+      </w:r>
+    </w:p>
+    <w:p>
+      <w:pPr>
+        <w:keepNext/>
+        <w:keepLines/>
+        <w:spacing w:before="240" w:after="0" w:line="300" w:lineRule="exact"/>
+        <w:ind w:left="0" w:firstLine="0"/>
+        <w:jc w:val="center"/>
+        <w:outlineLvl w:val="0"/>
+      </w:pPr>
+      <w:r>
+        <w:rPr>
+          <w:b/>
+          <w:bCs/>
+        </w:rPr>
+        <w:t xml:space="preserve">Statement</w:t>
+      </w:r>
+      <w:r>
+        <w:rPr>
+          <w:b/>
+          <w:bCs/>
+        </w:rPr>
+        <w:t xml:space="preserve"> </w:t>
+      </w:r>
+      <w:r>
+        <w:rPr>
+          <w:b/>
+          <w:bCs/>
+        </w:rPr>
+        <w:t xml:space="preserve">of</w:t>
+      </w:r>
+      <w:r>
+        <w:rPr>
+          <w:b/>
+          <w:bCs/>
+        </w:rPr>
+        <w:t xml:space="preserve"> </w:t>
+      </w:r>
+      <w:r>
+        <w:rPr>
+          <w:b/>
+          <w:bCs/>
+        </w:rPr>
+        <w:t xml:space="preserve">the</w:t>
+      </w:r>
+      <w:r>
+        <w:rPr>
+          <w:b/>
+          <w:bCs/>
+        </w:rPr>
+        <w:t xml:space="preserve"> </w:t>
+      </w:r>
+      <w:r>
+        <w:rPr>
+          <w:b/>
+          <w:bCs/>
+        </w:rPr>
+        <w:t xml:space="preserve">Case</w:t>
+      </w:r>
+    </w:p>
+    <w:p>
+      <w:pPr>
+        <w:pStyle w:val="FirstParagraph"/>
+      </w:pPr>
+      <w:r>
+        <w:t xml:space="preserve">Placeholder paragraph. This sample only exercises the template structure; no text here is taken from a filed brief.</w:t>
+      </w:r>
+    </w:p>
+    <w:p>
+      <w:pPr>
+        <w:keepNext/>
+        <w:keepLines/>
+        <w:spacing w:before="240" w:after="0" w:line="300" w:lineRule="exact"/>
+        <w:ind w:left="0" w:firstLine="0"/>
+        <w:jc w:val="center"/>
+        <w:outlineLvl w:val="0"/>
+      </w:pPr>
+      <w:r>
+        <w:rPr>
+          <w:b/>
+          <w:bCs/>
+        </w:rPr>
+        <w:t xml:space="preserve">Statement</w:t>
+      </w:r>
+      <w:r>
+        <w:rPr>
+          <w:b/>
+          <w:bCs/>
+        </w:rPr>
+        <w:t xml:space="preserve"> </w:t>
+      </w:r>
+      <w:r>
+        <w:rPr>
+          <w:b/>
+          <w:bCs/>
+        </w:rPr>
+        <w:t xml:space="preserve">of</w:t>
+      </w:r>
+      <w:r>
+        <w:rPr>
+          <w:b/>
+          <w:bCs/>
+        </w:rPr>
+        <w:t xml:space="preserve"> </w:t>
+      </w:r>
+      <w:r>
+        <w:rPr>
+          <w:b/>
+          <w:bCs/>
+        </w:rPr>
+        <w:t xml:space="preserve">Facts</w:t>
+      </w:r>
+    </w:p>
+    <w:p>
+      <w:pPr>
+        <w:pStyle w:val="BodyText"/>
+      </w:pPr>
+      <w:r>
+        <w:t xml:space="preserve">Placeholder paragraph describing facts with a record citation (R. at 1).</w:t>
+      </w:r>
+    </w:p>
+    <w:p>
+      <w:pPr>
+        <w:keepNext/>
+        <w:keepLines/>
+        <w:spacing w:before="240" w:after="0" w:line="300" w:lineRule="exact"/>
+        <w:ind w:left="0" w:firstLine="0"/>
+        <w:jc w:val="center"/>
+        <w:outlineLvl w:val="0"/>
+      </w:pPr>
+      <w:r>
+        <w:rPr>
+          <w:b/>
+          <w:bCs/>
+        </w:rPr>
+        <w:t xml:space="preserve">Errors</w:t>
+      </w:r>
+      <w:r>
+        <w:rPr>
+          <w:b/>
+          <w:bCs/>
+        </w:rPr>
+        <w:t xml:space="preserve"> </w:t>
+      </w:r>
+      <w:r>
+        <w:rPr>
+          <w:b/>
+          <w:bCs/>
+        </w:rPr>
+        <w:t xml:space="preserve">and</w:t>
+      </w:r>
+      <w:r>
+        <w:rPr>
+          <w:b/>
+          <w:bCs/>
+        </w:rPr>
+        <w:t xml:space="preserve"> </w:t>
+      </w:r>
+      <w:r>
+        <w:rPr>
+          <w:b/>
+          <w:bCs/>
+        </w:rPr>
+        <w:t xml:space="preserve">Argument</w:t>
+      </w:r>
+    </w:p>
+    <w:p>
+      <w:pPr>
+        <w:keepNext/>
+        <w:keepLines/>
+        <w:spacing w:before="160" w:after="0" w:line="300" w:lineRule="exact"/>
+        <w:ind w:left="0" w:firstLine="0"/>
+        <w:jc w:val="left"/>
+        <w:outlineLvl w:val="1"/>
+      </w:pPr>
+      <w:r>
+        <w:rPr>
+          <w:b/>
+          <w:bCs/>
+        </w:rPr>
+        <w:t xml:space="preserve">I.</w:t>
+      </w:r>
+      <w:r>
+        <w:rPr>
+          <w:b/>
+          <w:bCs/>
+        </w:rPr>
+        <w:t xml:space="preserve"> </w:t>
+      </w:r>
+      <w:r>
+        <w:rPr>
+          <w:b/>
+          <w:bCs/>
+        </w:rPr>
+        <w:t xml:space="preserve">THE</w:t>
+      </w:r>
+      <w:r>
+        <w:rPr>
+          <w:b/>
+          <w:bCs/>
+        </w:rPr>
+        <w:t xml:space="preserve"> </w:t>
+      </w:r>
+      <w:r>
+        <w:rPr>
+          <w:b/>
+          <w:bCs/>
+        </w:rPr>
+        <w:t xml:space="preserve">PLACEHOLDER</w:t>
+      </w:r>
+      <w:r>
+        <w:rPr>
+          <w:b/>
+          <w:bCs/>
+        </w:rPr>
+        <w:t xml:space="preserve"> </w:t>
+      </w:r>
+      <w:r>
+        <w:rPr>
+          <w:b/>
+          <w:bCs/>
+        </w:rPr>
+        <w:t xml:space="preserve">ANSWER</w:t>
+      </w:r>
+      <w:r>
+        <w:rPr>
+          <w:b/>
+          <w:bCs/>
+        </w:rPr>
+        <w:t xml:space="preserve"> </w:t>
+      </w:r>
+      <w:r>
+        <w:rPr>
+          <w:b/>
+          <w:bCs/>
+        </w:rPr>
+        <w:t xml:space="preserve">IS</w:t>
+      </w:r>
+      <w:r>
+        <w:rPr>
+          <w:b/>
+          <w:bCs/>
+        </w:rPr>
+        <w:t xml:space="preserve"> </w:t>
+      </w:r>
+      <w:r>
+        <w:rPr>
+          <w:b/>
+          <w:bCs/>
+        </w:rPr>
+        <w:t xml:space="preserve">ASSERTED</w:t>
+      </w:r>
+      <w:r>
+        <w:rPr>
+          <w:b/>
+          <w:bCs/>
+        </w:rPr>
+        <w:t xml:space="preserve"> </w:t>
+      </w:r>
+      <w:r>
+        <w:rPr>
+          <w:b/>
+          <w:bCs/>
+        </w:rPr>
+        <w:t xml:space="preserve">HERE</w:t>
+      </w:r>
+    </w:p>
+    <w:p>
+      <w:pPr>
+        <w:keepNext/>
+        <w:keepLines/>
+        <w:spacing w:before="160" w:after="0" w:line="300" w:lineRule="exact"/>
+        <w:ind w:left="0" w:firstLine="0"/>
+        <w:jc w:val="center"/>
+        <w:outlineLvl w:val="2"/>
+      </w:pPr>
+      <w:r>
+        <w:rPr>
+          <w:b/>
+          <w:bCs/>
+        </w:rPr>
+        <w:t xml:space="preserve">A.</w:t>
+      </w:r>
+      <w:r>
+        <w:rPr>
+          <w:b/>
+          <w:bCs/>
+        </w:rPr>
+        <w:t xml:space="preserve"> </w:t>
+      </w:r>
+      <w:r>
+        <w:rPr>
+          <w:b/>
+          <w:bCs/>
+        </w:rPr>
+        <w:t xml:space="preserve">Standard</w:t>
+      </w:r>
+      <w:r>
+        <w:rPr>
+          <w:b/>
+          <w:bCs/>
+        </w:rPr>
+        <w:t xml:space="preserve"> </w:t>
+      </w:r>
+      <w:r>
+        <w:rPr>
+          <w:b/>
+          <w:bCs/>
+        </w:rPr>
+        <w:t xml:space="preserve">of</w:t>
+      </w:r>
+      <w:r>
+        <w:rPr>
+          <w:b/>
+          <w:bCs/>
+        </w:rPr>
+        <w:t xml:space="preserve"> </w:t>
+      </w:r>
+      <w:r>
+        <w:rPr>
+          <w:b/>
+          <w:bCs/>
+        </w:rPr>
+        <w:t xml:space="preserve">review</w:t>
+      </w:r>
+    </w:p>
+    <w:p>
+      <w:pPr>
+        <w:pStyle w:val="BodyText"/>
+      </w:pPr>
+      <w:r>
+        <w:t xml:space="preserve">Placeholder standard of review paragraph.</w:t>
+      </w:r>
+    </w:p>
+    <w:p>
+      <w:pPr>
+        <w:keepNext/>
+        <w:keepLines/>
+        <w:spacing w:before="160" w:after="0" w:line="300" w:lineRule="exact"/>
+        <w:ind w:left="0" w:firstLine="0"/>
+        <w:jc w:val="center"/>
+        <w:outlineLvl w:val="2"/>
+      </w:pPr>
+      <w:r>
+        <w:rPr>
+          <w:b/>
+          <w:bCs/>
+        </w:rPr>
+        <w:t xml:space="preserve">B.</w:t>
+      </w:r>
+      <w:r>
+        <w:rPr>
+          <w:b/>
+          <w:bCs/>
+        </w:rPr>
+        <w:t xml:space="preserve"> </w:t>
+      </w:r>
+      <w:r>
+        <w:rPr>
+          <w:b/>
+          <w:bCs/>
+        </w:rPr>
+        <w:t xml:space="preserve">Argument</w:t>
+      </w:r>
+    </w:p>
+    <w:p>
+      <w:pPr>
+        <w:pStyle w:val="BodyText"/>
+      </w:pPr>
+      <w:r>
+        <w:t xml:space="preserve">Placeholder argument paragraph.</w:t>
+      </w:r>
+    </w:p>
+    <w:p>
+      <w:pPr>
+        <w:keepNext/>
+        <w:keepLines/>
+        <w:spacing w:before="240" w:after="0" w:line="300" w:lineRule="exact"/>
+        <w:ind w:left="0" w:firstLine="0"/>
+        <w:jc w:val="center"/>
+        <w:outlineLvl w:val="0"/>
+      </w:pPr>
+      <w:r>
+        <w:rPr>
+          <w:b/>
+          <w:bCs/>
+        </w:rPr>
+        <w:t xml:space="preserve">Relief</w:t>
+      </w:r>
+      <w:r>
+        <w:rPr>
+          <w:b/>
+          <w:bCs/>
+        </w:rPr>
+        <w:t xml:space="preserve"> </w:t>
+      </w:r>
+      <w:r>
+        <w:rPr>
+          <w:b/>
+          <w:bCs/>
+        </w:rPr>
+        <w:t xml:space="preserve">Requested</w:t>
+      </w:r>
+    </w:p>
+    <w:p>
+      <w:pPr>
+        <w:keepNext/>
+        <w:keepLines/>
+        <w:spacing w:before="0" w:after="0" w:line="560" w:lineRule="exact"/>
+        <w:ind w:left="0" w:firstLine="720"/>
+      </w:pPr>
+      <w:r>
+        <w:t xml:space="preserve">Placeholder</w:t>
+      </w:r>
+      <w:r>
+        <w:t xml:space="preserve"> </w:t>
+      </w:r>
+      <w:r>
+        <w:t xml:space="preserve">prayer</w:t>
+      </w:r>
+      <w:r>
+        <w:t xml:space="preserve"> </w:t>
+      </w:r>
+      <w:r>
+        <w:t xml:space="preserve">for</w:t>
+      </w:r>
+      <w:r>
+        <w:t xml:space="preserve"> </w:t>
+      </w:r>
+      <w:r>
+        <w:t xml:space="preserve">relief.</w:t>
+      </w:r>
+    </w:p>
+    <w:p>
+      <w:pPr>
+        <w:keepNext/>
+        <w:keepLines/>
+        <w:pBdr>
+          <w:bottom w:val="single" w:sz="4" w:space="0" w:color="000000"/>
+        </w:pBdr>
+        <w:spacing w:before="360" w:after="0" w:line="200" w:lineRule="exact"/>
+        <w:ind w:left="4608" w:right="720" w:firstLine="0"/>
+      </w:pPr>
+    </w:p>
+    <w:p>
+      <w:pPr>
+        <w:keepNext/>
+        <w:keepLines/>
+        <w:spacing w:before="0" w:after="0" w:line="300" w:lineRule="exact"/>
+        <w:ind w:left="4608" w:firstLine="0"/>
       </w:pPr>
       <w:r>
         <w:t xml:space="preserve">Counsel Name</w:t>
@@ -104,172 +620,81 @@
     </w:p>
     <w:p>
       <w:pPr>
-        <w:pStyle w:val="Single"/>
-      </w:pPr>
-      <w:r>
-        <w:rPr>
-          <w:i/>
-          <w:iCs/>
-        </w:rPr>
+        <w:spacing w:before="0" w:after="0" w:line="300" w:lineRule="exact"/>
+        <w:ind w:left="4608" w:firstLine="0"/>
+      </w:pPr>
+      <w:r>
         <w:t xml:space="preserve">Appellate Government Counsel</w:t>
       </w:r>
     </w:p>
     <w:p>
       <w:pPr>
-        <w:pStyle w:val="Single"/>
-      </w:pPr>
-      <w:r>
-        <w:rPr>
-          <w:i/>
-          <w:iCs/>
-        </w:rPr>
-        <w:t xml:space="preserve">Address line</w:t>
-      </w:r>
-    </w:p>
-    <w:p>
-      <w:pPr>
-        <w:pStyle w:val="Single"/>
-      </w:pPr>
-      <w:r>
-        <w:rPr>
-          <w:i/>
-          <w:iCs/>
-        </w:rPr>
-        <w:t xml:space="preserve">Telephone</w:t>
-      </w:r>
-    </w:p>
-    <w:p>
-      <w:pPr>
-        <w:spacing w:before="0" w:after="0" w:line="120" w:lineRule="exact"/>
-      </w:pPr>
-    </w:p>
-    <w:bookmarkStart w:id="20" w:name="statement-of-the-case"/>
-    <w:p>
-      <w:pPr>
-        <w:pStyle w:val="Heading1"/>
-      </w:pPr>
-      <w:r>
-        <w:t xml:space="preserve">Statement of the Case</w:t>
-      </w:r>
-    </w:p>
-    <w:p>
-      <w:pPr>
-        <w:pStyle w:val="FirstParagraph"/>
-      </w:pPr>
-      <w:r>
-        <w:t xml:space="preserve">Placeholder paragraph. This sample only exercises the template structure; no text here is taken from a filed brief.</w:t>
-      </w:r>
-    </w:p>
-    <w:bookmarkEnd w:id="20"/>
-    <w:bookmarkStart w:id="21" w:name="statement-of-facts"/>
-    <w:p>
-      <w:pPr>
-        <w:pStyle w:val="Heading1"/>
-      </w:pPr>
-      <w:r>
-        <w:t xml:space="preserve">Statement of Facts</w:t>
-      </w:r>
-    </w:p>
-    <w:p>
-      <w:pPr>
-        <w:pStyle w:val="FirstParagraph"/>
-      </w:pPr>
-      <w:r>
-        <w:t xml:space="preserve">Placeholder paragraph describing facts with a record citation (R. at 1).</w:t>
-      </w:r>
-    </w:p>
-    <w:bookmarkEnd w:id="21"/>
-    <w:bookmarkStart w:id="25" w:name="errors-and-argument"/>
-    <w:p>
-      <w:pPr>
-        <w:pStyle w:val="Heading1"/>
-      </w:pPr>
-      <w:r>
-        <w:t xml:space="preserve">Errors and Argument</w:t>
-      </w:r>
-    </w:p>
-    <w:bookmarkStart w:id="24" w:name="Xa3bfd7256bf8710cbadf30c026f6ff7367ac500"/>
-    <w:p>
-      <w:pPr>
-        <w:pStyle w:val="Heading2"/>
-      </w:pPr>
-      <w:r>
-        <w:t xml:space="preserve">I. THE PLACEHOLDER ANSWER IS ASSERTED HERE</w:t>
-      </w:r>
-    </w:p>
-    <w:bookmarkStart w:id="22" w:name="a.-standard-of-review"/>
-    <w:p>
-      <w:pPr>
-        <w:pStyle w:val="Heading3"/>
-      </w:pPr>
-      <w:r>
-        <w:t xml:space="preserve">A. Standard of review</w:t>
-      </w:r>
-    </w:p>
-    <w:p>
-      <w:pPr>
-        <w:pStyle w:val="FirstParagraph"/>
-      </w:pPr>
-      <w:r>
-        <w:t xml:space="preserve">Placeholder standard of review paragraph.</w:t>
-      </w:r>
-    </w:p>
-    <w:bookmarkEnd w:id="22"/>
-    <w:bookmarkStart w:id="23" w:name="b.-argument"/>
-    <w:p>
-      <w:pPr>
-        <w:pStyle w:val="Heading3"/>
-      </w:pPr>
-      <w:r>
-        <w:t xml:space="preserve">B. Argument</w:t>
-      </w:r>
-    </w:p>
-    <w:p>
-      <w:pPr>
-        <w:pStyle w:val="FirstParagraph"/>
-      </w:pPr>
-      <w:r>
-        <w:t xml:space="preserve">Placeholder argument paragraph.</w:t>
-      </w:r>
-    </w:p>
-    <w:bookmarkEnd w:id="23"/>
-    <w:bookmarkEnd w:id="24"/>
-    <w:bookmarkEnd w:id="25"/>
-    <w:bookmarkStart w:id="26" w:name="relief-requested"/>
-    <w:p>
-      <w:pPr>
-        <w:pStyle w:val="Heading1"/>
-      </w:pPr>
-      <w:r>
-        <w:t xml:space="preserve">Relief Requested</w:t>
-      </w:r>
-    </w:p>
-    <w:p>
-      <w:pPr>
-        <w:pStyle w:val="FirstParagraph"/>
-      </w:pPr>
-      <w:r>
-        <w:t xml:space="preserve">Placeholder prayer for relief.</w:t>
-      </w:r>
-    </w:p>
-    <w:p>
-      <w:pPr>
-        <w:spacing w:before="0" w:after="0" w:line="360" w:lineRule="exact"/>
-      </w:pPr>
-    </w:p>
-    <w:p>
-      <w:pPr>
         <w:keepNext/>
+        <w:keepLines/>
+        <w:pageBreakBefore/>
+        <w:spacing w:before="0" w:after="120" w:line="300" w:lineRule="exact"/>
+        <w:ind w:left="0" w:firstLine="0"/>
+        <w:jc w:val="center"/>
+      </w:pPr>
+      <w:r>
+        <w:rPr>
+          <w:b/>
+          <w:bCs/>
+        </w:rPr>
+        <w:t xml:space="preserve">CERTIFICATE OF COMPLIANCE</w:t>
+      </w:r>
+    </w:p>
+    <w:p>
+      <w:pPr>
+        <w:spacing w:before="0" w:after="0" w:line="560" w:lineRule="exact"/>
+        <w:ind w:left="0" w:firstLine="720"/>
+      </w:pPr>
+      <w:r>
+        <w:t xml:space="preserve">This brief contains 66 words, excluding the parts exempted by Rule 17.3, and so complies with the 20,000-word limit of Rule 17.3.</w:t>
+      </w:r>
+    </w:p>
+    <w:p>
+      <w:pPr>
+        <w:keepNext/>
+        <w:keepLines/>
+        <w:spacing w:before="360" w:after="120" w:line="300" w:lineRule="exact"/>
+        <w:ind w:left="0" w:firstLine="0"/>
+        <w:jc w:val="center"/>
+      </w:pPr>
+      <w:r>
+        <w:rPr>
+          <w:b/>
+          <w:bCs/>
+        </w:rPr>
+        <w:t xml:space="preserve">CERTIFICATE OF SERVICE</w:t>
+      </w:r>
+    </w:p>
+    <w:p>
+      <w:pPr>
+        <w:spacing w:before="0" w:after="0" w:line="560" w:lineRule="exact"/>
+        <w:ind w:left="0" w:firstLine="720"/>
+      </w:pPr>
+      <w:r>
+        <w:t xml:space="preserve">I certify that a copy of the foregoing was delivered to the Court and opposing counsel on __________.</w:t>
+      </w:r>
+    </w:p>
+    <w:p>
+      <w:pPr>
+        <w:keepNext/>
+        <w:keepLines/>
         <w:pBdr>
-          <w:top w:val="single" w:sz="6" w:space="0" w:color="000000"/>
+          <w:bottom w:val="single" w:sz="4" w:space="0" w:color="000000"/>
         </w:pBdr>
-        <w:spacing w:before="0" w:after="0" w:line="312" w:lineRule="exact"/>
-        <w:ind w:left="0" w:right="4752" w:firstLine="0"/>
-      </w:pPr>
-    </w:p>
-    <w:p>
-      <w:pPr>
-        <w:pStyle w:val="SignatureBlock"/>
+        <w:spacing w:before="360" w:after="0" w:line="200" w:lineRule="exact"/>
+        <w:ind w:left="4608" w:right="720" w:firstLine="0"/>
+      </w:pPr>
+    </w:p>
+    <w:p>
+      <w:pPr>
+        <w:keepNext/>
+        <w:keepLines/>
+        <w:spacing w:before="0" w:after="0" w:line="300" w:lineRule="exact"/>
+        <w:ind w:left="4608" w:firstLine="0"/>
       </w:pPr>
       <w:r>
         <w:t xml:space="preserve">Counsel Name</w:t>
@@ -277,76 +702,18 @@
     </w:p>
     <w:p>
       <w:pPr>
-        <w:pStyle w:val="SignatureBlock"/>
+        <w:spacing w:before="0" w:after="0" w:line="300" w:lineRule="exact"/>
+        <w:ind w:left="4608" w:firstLine="0"/>
       </w:pPr>
       <w:r>
         <w:t xml:space="preserve">Appellate Government Counsel</w:t>
       </w:r>
     </w:p>
-    <w:p>
-      <w:pPr>
-        <w:pStyle w:val="SignatureBlock"/>
-      </w:pPr>
-      <w:r>
-        <w:t xml:space="preserve">__________</w:t>
-      </w:r>
-    </w:p>
-    <w:p>
-      <w:pPr>
-        <w:pStyle w:val="CertTitle"/>
-      </w:pPr>
-      <w:r>
-        <w:rPr>
-          <w:b/>
-          <w:bCs/>
-        </w:rPr>
-        <w:t xml:space="preserve">CERTIFICATE OF FILING AND SERVICE</w:t>
-      </w:r>
-    </w:p>
-    <w:p>
-      <w:pPr>
-        <w:spacing w:before="0" w:after="0" w:line="240" w:lineRule="exact"/>
-      </w:pPr>
-    </w:p>
-    <w:p>
-      <w:pPr>
-        <w:pStyle w:val="BodyText"/>
-      </w:pPr>
-      <w:r>
-        <w:t xml:space="preserve">I certify that a copy of the foregoing was mailed or delivered to the Court and opposing counsel on __________.</w:t>
-      </w:r>
-    </w:p>
-    <w:p>
-      <w:pPr>
-        <w:spacing w:before="0" w:after="0" w:line="480" w:lineRule="exact"/>
-      </w:pPr>
-    </w:p>
-    <w:p>
-      <w:pPr>
-        <w:keepNext/>
-        <w:pBdr>
-          <w:top w:val="single" w:sz="6" w:space="0" w:color="000000"/>
-        </w:pBdr>
-        <w:spacing w:before="0" w:after="0" w:line="312" w:lineRule="exact"/>
-        <w:ind w:left="0" w:right="4752" w:firstLine="0"/>
-      </w:pPr>
-    </w:p>
-    <w:p>
-      <w:pPr>
-        <w:pStyle w:val="SignatureBlock"/>
-      </w:pPr>
-      <w:r>
-        <w:t xml:space="preserve">Counsel Name</w:t>
-      </w:r>
-    </w:p>
-    <w:bookmarkEnd w:id="26"/>
     <w:sectPr>
-      <w:footerReference r:id="rId9" w:type="default"/>
-      <w:footnotePr>
-        <w:numRestart w:val="eachSect"/>
-      </w:footnotePr>
-      <w:pgSz w:h="15840" w:w="12240"/>
-      <w:pgMar w:bottom="1440" w:footer="720" w:gutter="0" w:header="720" w:left="1440" w:right="1440" w:top="1440"/>
+      <w:footerReference w:type="default" r:id="rIdFtrPage"/>
+      <w:pgSz w:w="12240" w:h="15840"/>
+      <w:pgMar w:top="1440" w:right="1440" w:bottom="1440" w:left="1440" w:header="720" w:footer="708" w:gutter="0"/>
+      <w:pgNumType w:fmt="decimal" w:start="1"/>
     </w:sectPr>
   </w:body>
 </w:document>
@@ -356,71 +723,89 @@
 <w:comments xmlns:w="http://schemas.openxmlformats.org/wordprocessingml/2006/main" xmlns:m="http://schemas.openxmlformats.org/officeDocument/2006/math" xmlns:r="http://schemas.openxmlformats.org/officeDocument/2006/relationships" xmlns:o="urn:schemas-microsoft-com:office:office" xmlns:v="urn:schemas-microsoft-com:vml" xmlns:w10="urn:schemas-microsoft-com:office:word" xmlns:a="http://schemas.openxmlformats.org/drawingml/2006/main" xmlns:pic="http://schemas.openxmlformats.org/drawingml/2006/picture" xmlns:wp="http://schemas.openxmlformats.org/drawingml/2006/wordprocessingDrawing"/>
 </file>
 
-<file path=word/footer1.xml><?xml version="1.0" encoding="utf-8"?>
+<file path=word/footnotes.xml><?xml version="1.0" encoding="utf-8"?>
+<w:footnotes xmlns:w="http://schemas.openxmlformats.org/wordprocessingml/2006/main" xmlns:m="http://schemas.openxmlformats.org/officeDocument/2006/math" xmlns:r="http://schemas.openxmlformats.org/officeDocument/2006/relationships" xmlns:o="urn:schemas-microsoft-com:office:office" xmlns:v="urn:schemas-microsoft-com:vml" xmlns:w10="urn:schemas-microsoft-com:office:word" xmlns:a="http://schemas.openxmlformats.org/drawingml/2006/main" xmlns:pic="http://schemas.openxmlformats.org/drawingml/2006/picture" xmlns:wp="http://schemas.openxmlformats.org/drawingml/2006/wordprocessingDrawing">
+  <w:footnote w:type="continuationSeparator" w:id="0">
+    <w:p>
+      <w:r>
+        <w:continuationSeparator/>
+      </w:r>
+    </w:p>
+  </w:footnote>
+  <w:footnote w:type="separator" w:id="-1">
+    <w:p>
+      <w:r>
+        <w:separator/>
+      </w:r>
+    </w:p>
+  </w:footnote>
+</w:footnotes>
+</file>
+
+<file path=word/ftr-add.xml><?xml version="1.0" encoding="utf-8"?>
 <w:ftr xmlns:w="http://schemas.openxmlformats.org/wordprocessingml/2006/main" xmlns:r="http://schemas.openxmlformats.org/officeDocument/2006/relationships">
   <w:p>
     <w:pPr>
-      <w:pStyle w:val="Footer"/>
+      <w:spacing w:before="0" w:after="0"/>
       <w:jc w:val="center"/>
-      <w:spacing w:before="0" w:after="0" w:line="240" w:lineRule="auto"/>
-      <w:ind w:firstLine="0"/>
     </w:pPr>
     <w:r>
-      <w:rPr>
-        <w:rFonts w:ascii="EB Garamond" w:hAnsi="EB Garamond" w:eastAsia="EB Garamond" w:cs="EB Garamond"/>
-        <w:sz w:val="24"/>
-      </w:rPr>
+      <w:t>Add-</w:t>
+    </w:r>
+    <w:r>
       <w:fldChar w:fldCharType="begin"/>
     </w:r>
     <w:r>
-      <w:rPr>
-        <w:rFonts w:ascii="EB Garamond" w:hAnsi="EB Garamond" w:eastAsia="EB Garamond" w:cs="EB Garamond"/>
-        <w:sz w:val="24"/>
-      </w:rPr>
       <w:instrText xml:space="preserve"> PAGE </w:instrText>
     </w:r>
     <w:r>
-      <w:rPr>
-        <w:rFonts w:ascii="EB Garamond" w:hAnsi="EB Garamond" w:eastAsia="EB Garamond" w:cs="EB Garamond"/>
-        <w:sz w:val="24"/>
-      </w:rPr>
       <w:fldChar w:fldCharType="separate"/>
     </w:r>
     <w:r>
-      <w:rPr>
-        <w:rFonts w:ascii="EB Garamond" w:hAnsi="EB Garamond" w:eastAsia="EB Garamond" w:cs="EB Garamond"/>
-        <w:sz w:val="24"/>
-      </w:rPr>
       <w:t>1</w:t>
     </w:r>
     <w:r>
-      <w:rPr>
-        <w:rFonts w:ascii="EB Garamond" w:hAnsi="EB Garamond" w:eastAsia="EB Garamond" w:cs="EB Garamond"/>
-        <w:sz w:val="24"/>
-      </w:rPr>
       <w:fldChar w:fldCharType="end"/>
     </w:r>
   </w:p>
 </w:ftr>
 </file>
 
-<file path=word/footnotes.xml><?xml version="1.0" encoding="utf-8"?>
-<w:footnotes xmlns:w="http://schemas.openxmlformats.org/wordprocessingml/2006/main" xmlns:m="http://schemas.openxmlformats.org/officeDocument/2006/math" xmlns:r="http://schemas.openxmlformats.org/officeDocument/2006/relationships" xmlns:o="urn:schemas-microsoft-com:office:office" xmlns:v="urn:schemas-microsoft-com:vml" xmlns:w10="urn:schemas-microsoft-com:office:word" xmlns:a="http://schemas.openxmlformats.org/drawingml/2006/main" xmlns:pic="http://schemas.openxmlformats.org/drawingml/2006/picture" xmlns:wp="http://schemas.openxmlformats.org/drawingml/2006/wordprocessingDrawing">
-  <w:footnote w:type="continuationSeparator" w:id="0">
-    <w:p>
-      <w:r>
-        <w:continuationSeparator/>
-      </w:r>
-    </w:p>
-  </w:footnote>
-  <w:footnote w:type="separator" w:id="-1">
-    <w:p>
-      <w:r>
-        <w:separator/>
-      </w:r>
-    </w:p>
-  </w:footnote>
-</w:footnotes>
+<file path=word/ftr-none.xml><?xml version="1.0" encoding="utf-8"?>
+<w:ftr xmlns:w="http://schemas.openxmlformats.org/wordprocessingml/2006/main" xmlns:r="http://schemas.openxmlformats.org/officeDocument/2006/relationships">
+  <w:p>
+    <w:pPr>
+      <w:spacing w:before="0" w:after="0"/>
+      <w:jc w:val="center"/>
+    </w:pPr>
+  </w:p>
+</w:ftr>
+</file>
+
+<file path=word/ftr-page.xml><?xml version="1.0" encoding="utf-8"?>
+<w:ftr xmlns:w="http://schemas.openxmlformats.org/wordprocessingml/2006/main" xmlns:r="http://schemas.openxmlformats.org/officeDocument/2006/relationships">
+  <w:p>
+    <w:pPr>
+      <w:spacing w:before="0" w:after="0"/>
+      <w:jc w:val="center"/>
+    </w:pPr>
+    <w:r>
+      <w:fldChar w:fldCharType="begin"/>
+    </w:r>
+    <w:r>
+      <w:instrText xml:space="preserve"> PAGE </w:instrText>
+    </w:r>
+    <w:r>
+      <w:fldChar w:fldCharType="separate"/>
+    </w:r>
+    <w:r>
+      <w:t>1</w:t>
+    </w:r>
+    <w:r>
+      <w:fldChar w:fldCharType="end"/>
+    </w:r>
+  </w:p>
+</w:ftr>
 </file>
 
 <file path=word/numbering.xml><?xml version="1.0" encoding="utf-8"?>
@@ -512,20 +897,58 @@
   <w:docDefaults>
     <w:rPrDefault>
       <w:rPr>
-        <w:rFonts w:ascii="EB Garamond" w:cs="EB Garamond" w:eastAsia="EB Garamond" w:hAnsi="EB Garamond"/>
+        <w:rFonts w:ascii="Times New Roman" w:hAnsi="Times New Roman" w:eastAsia="Times New Roman" w:cs="Times New Roman"/>
         <w:sz w:val="24"/>
         <w:szCs w:val="24"/>
-        <w:lang w:bidi="ar-SA" w:eastAsia="en-US" w:val="en-US"/>
+        <w:lang w:val="en-US" w:eastAsia="en-US" w:bidi="ar-SA"/>
       </w:rPr>
     </w:rPrDefault>
     <w:pPrDefault>
       <w:pPr>
-        <w:spacing w:after="0" w:before="0"/>
+        <w:widowControl/>
+        <w:spacing w:before="0" w:after="0" w:line="300" w:lineRule="exact"/>
       </w:pPr>
     </w:pPrDefault>
   </w:docDefaults>
-  <w:latentStyles w:count="276" w:defLockedState="0" w:defQFormat="0" w:defSemiHidden="0" w:defUIPriority="0" w:defUnhideWhenUsed="0"/>
-  <w:style w:styleId="Title" w:type="paragraph">
+  <w:latentStyles w:defLockedState="0" w:defUIPriority="0" w:defSemiHidden="0" w:defUnhideWhenUsed="0" w:defQFormat="0" w:count="276"/>
+  <w:style w:type="paragraph" w:default="1" w:styleId="Normal">
+    <w:name w:val="Normal"/>
+    <w:qFormat/>
+    <w:pPr>
+      <w:widowControl/>
+      <w:spacing w:before="0" w:after="0" w:line="300" w:lineRule="exact"/>
+    </w:pPr>
+    <w:rPr/>
+  </w:style>
+  <w:style w:type="paragraph" w:styleId="BodyText">
+    <w:name w:val="Body Text"/>
+    <w:basedOn w:val="Normal"/>
+    <w:qFormat/>
+    <w:pPr>
+      <w:spacing w:before="0" w:after="0" w:line="560" w:lineRule="exact"/>
+      <w:ind w:firstLine="720"/>
+      <w:jc w:val="left"/>
+    </w:pPr>
+    <w:rPr/>
+  </w:style>
+  <w:style w:type="paragraph" w:styleId="FirstParagraph">
+    <w:name w:val="First Paragraph"/>
+    <w:basedOn w:val="BodyText"/>
+    <w:next w:val="BodyText"/>
+    <w:qFormat/>
+    <w:pPr/>
+    <w:rPr/>
+  </w:style>
+  <w:style w:type="paragraph" w:styleId="Compact">
+    <w:name w:val="Compact"/>
+    <w:basedOn w:val="BodyText"/>
+    <w:qFormat/>
+    <w:pPr>
+      <w:spacing w:before="0" w:after="0" w:line="560" w:lineRule="exact"/>
+    </w:pPr>
+    <w:rPr/>
+  </w:style>
+  <w:style w:type="paragraph" w:styleId="Title">
     <w:name w:val="Title"/>
     <w:basedOn w:val="Normal"/>
     <w:next w:val="BodyText"/>
@@ -539,24 +962,24 @@
       <w:jc w:val="center"/>
     </w:pPr>
     <w:rPr>
-      <w:rFonts w:ascii="EB Garamond" w:cs="EB Garamond" w:eastAsia="EB Garamond" w:hAnsi="EB Garamond"/>
+      <w:rFonts w:cstheme="majorBidi"/>
       <w:sz w:val="56"/>
       <w:szCs w:val="56"/>
     </w:rPr>
   </w:style>
-  <w:style w:customStyle="1" w:styleId="TitleChar" w:type="character">
+  <w:style w:type="character" w:customStyle="1" w:styleId="TitleChar">
     <w:name w:val="Title Char"/>
     <w:basedOn w:val="DefaultParagraphFont"/>
     <w:link w:val="Title"/>
     <w:uiPriority w:val="10"/>
     <w:rsid w:val="00A10FD9"/>
     <w:rPr>
-      <w:rFonts w:ascii="EB Garamond" w:cs="EB Garamond" w:eastAsia="EB Garamond" w:hAnsi="EB Garamond"/>
+      <w:rFonts w:cstheme="majorBidi"/>
       <w:sz w:val="56"/>
       <w:szCs w:val="56"/>
     </w:rPr>
   </w:style>
-  <w:style w:styleId="Subtitle" w:type="paragraph">
+  <w:style w:type="paragraph" w:styleId="Subtitle">
     <w:name w:val="Subtitle"/>
     <w:basedOn w:val="Title"/>
     <w:next w:val="BodyText"/>
@@ -570,27 +993,27 @@
       </w:numPr>
     </w:pPr>
     <w:rPr>
-      <w:rFonts w:ascii="EB Garamond" w:cs="EB Garamond" w:eastAsia="EB Garamond" w:hAnsi="EB Garamond"/>
+      <w:rFonts w:cstheme="majorBidi"/>
       <w:spacing w:val="15"/>
       <w:sz w:val="28"/>
       <w:szCs w:val="28"/>
     </w:rPr>
   </w:style>
-  <w:style w:customStyle="1" w:styleId="SubtitleChar" w:type="character">
+  <w:style w:type="character" w:customStyle="1" w:styleId="SubtitleChar">
     <w:name w:val="Subtitle Char"/>
     <w:basedOn w:val="DefaultParagraphFont"/>
     <w:link w:val="Subtitle"/>
     <w:uiPriority w:val="11"/>
     <w:rsid w:val="00A10FD9"/>
     <w:rPr>
-      <w:rFonts w:ascii="EB Garamond" w:cs="EB Garamond" w:eastAsia="EB Garamond" w:hAnsi="EB Garamond"/>
-      <w:color w:val="000000"/>
+      <w:rFonts w:cstheme="majorBidi"/>
+      <w:color w:val="595959" w:themeColor="text1" w:themeTint="A6"/>
       <w:spacing w:val="15"/>
       <w:sz w:val="28"/>
       <w:szCs w:val="28"/>
     </w:rPr>
   </w:style>
-  <w:style w:customStyle="1" w:styleId="Author" w:type="paragraph">
+  <w:style w:type="paragraph" w:customStyle="1" w:styleId="Author">
     <w:name w:val="Author"/>
     <w:basedOn w:val="Title"/>
     <w:next w:val="BodyText"/>
@@ -604,7 +1027,7 @@
       <w:szCs w:val="24"/>
     </w:rPr>
   </w:style>
-  <w:style w:styleId="Date" w:type="paragraph">
+  <w:style w:type="paragraph" w:styleId="Date">
     <w:name w:val="Date"/>
     <w:basedOn w:val="Title"/>
     <w:next w:val="BodyText"/>
@@ -618,7 +1041,7 @@
       <w:szCs w:val="24"/>
     </w:rPr>
   </w:style>
-  <w:style w:customStyle="1" w:styleId="AbstractTitle" w:type="paragraph">
+  <w:style w:type="paragraph" w:customStyle="1" w:styleId="AbstractTitle">
     <w:name w:val="Abstract Title"/>
     <w:basedOn w:val="Normal"/>
     <w:next w:val="Abstract"/>
@@ -626,7 +1049,7 @@
     <w:pPr>
       <w:keepNext/>
       <w:keepLines/>
-      <w:spacing w:after="0" w:before="300"/>
+      <w:spacing w:before="300" w:after="0"/>
       <w:jc w:val="center"/>
     </w:pPr>
     <w:rPr>
@@ -635,7 +1058,7 @@
       <w:szCs w:val="20"/>
     </w:rPr>
   </w:style>
-  <w:style w:customStyle="1" w:styleId="Abstract" w:type="paragraph">
+  <w:style w:type="paragraph" w:customStyle="1" w:styleId="Abstract">
     <w:name w:val="Abstract"/>
     <w:basedOn w:val="Normal"/>
     <w:next w:val="BodyText"/>
@@ -643,14 +1066,14 @@
     <w:pPr>
       <w:keepNext/>
       <w:keepLines/>
-      <w:spacing w:after="300" w:before="100"/>
+      <w:spacing w:before="100" w:after="300"/>
     </w:pPr>
     <w:rPr>
       <w:sz w:val="20"/>
       <w:szCs w:val="20"/>
     </w:rPr>
   </w:style>
-  <w:style w:styleId="Bibliography" w:type="paragraph">
+  <w:style w:type="paragraph" w:styleId="Bibliography">
     <w:name w:val="Bibliography"/>
     <w:basedOn w:val="Normal"/>
     <w:next w:val="Bibliography"/>
@@ -658,7 +1081,97 @@
     <w:pPr/>
     <w:rPr/>
   </w:style>
-  <w:style w:styleId="Heading5" w:type="paragraph">
+  <w:style w:type="paragraph" w:styleId="Heading1">
+    <w:name w:val="heading 1"/>
+    <w:basedOn w:val="Normal"/>
+    <w:next w:val="BodyText"/>
+    <w:link w:val="Heading1Char"/>
+    <w:uiPriority w:val="9"/>
+    <w:qFormat/>
+    <w:rsid w:val="00A10FD9"/>
+    <w:pPr>
+      <w:keepNext/>
+      <w:keepLines/>
+      <w:spacing w:before="360" w:after="80"/>
+      <w:outlineLvl w:val="0"/>
+    </w:pPr>
+    <w:rPr>
+      <w:rFonts w:cstheme="majorBidi"/>
+      <w:color w:val="0F4761" w:themeColor="accent1" w:themeShade="BF"/>
+      <w:sz w:val="40"/>
+      <w:szCs w:val="40"/>
+    </w:rPr>
+  </w:style>
+  <w:style w:type="paragraph" w:styleId="Heading2">
+    <w:name w:val="heading 2"/>
+    <w:basedOn w:val="Normal"/>
+    <w:next w:val="BodyText"/>
+    <w:link w:val="Heading2Char"/>
+    <w:uiPriority w:val="9"/>
+    <w:semiHidden/>
+    <w:unhideWhenUsed/>
+    <w:qFormat/>
+    <w:rsid w:val="00A10FD9"/>
+    <w:pPr>
+      <w:keepNext/>
+      <w:keepLines/>
+      <w:spacing w:before="160" w:after="80"/>
+      <w:outlineLvl w:val="1"/>
+    </w:pPr>
+    <w:rPr>
+      <w:rFonts w:cstheme="majorBidi"/>
+      <w:color w:val="0F4761" w:themeColor="accent1" w:themeShade="BF"/>
+      <w:sz w:val="32"/>
+      <w:szCs w:val="32"/>
+    </w:rPr>
+  </w:style>
+  <w:style w:type="paragraph" w:styleId="Heading3">
+    <w:name w:val="heading 3"/>
+    <w:basedOn w:val="Normal"/>
+    <w:next w:val="BodyText"/>
+    <w:link w:val="Heading3Char"/>
+    <w:uiPriority w:val="9"/>
+    <w:semiHidden/>
+    <w:unhideWhenUsed/>
+    <w:qFormat/>
+    <w:rsid w:val="00A10FD9"/>
+    <w:pPr>
+      <w:keepNext/>
+      <w:keepLines/>
+      <w:spacing w:before="160" w:after="80"/>
+      <w:outlineLvl w:val="2"/>
+    </w:pPr>
+    <w:rPr>
+      <w:rFonts w:cstheme="majorBidi"/>
+      <w:color w:val="0F4761" w:themeColor="accent1" w:themeShade="BF"/>
+      <w:sz w:val="28"/>
+      <w:szCs w:val="28"/>
+    </w:rPr>
+  </w:style>
+  <w:style w:type="paragraph" w:styleId="Heading4">
+    <w:name w:val="heading 4"/>
+    <w:basedOn w:val="Normal"/>
+    <w:next w:val="BodyText"/>
+    <w:link w:val="Heading4Char"/>
+    <w:uiPriority w:val="9"/>
+    <w:semiHidden/>
+    <w:unhideWhenUsed/>
+    <w:qFormat/>
+    <w:rsid w:val="00A10FD9"/>
+    <w:pPr>
+      <w:keepNext/>
+      <w:keepLines/>
+      <w:spacing w:before="80" w:after="40"/>
+      <w:outlineLvl w:val="3"/>
+    </w:pPr>
+    <w:rPr>
+      <w:rFonts w:cstheme="majorBidi"/>
+      <w:i/>
+      <w:iCs/>
+      <w:color w:val="0F4761" w:themeColor="accent1" w:themeShade="BF"/>
+    </w:rPr>
+  </w:style>
+  <w:style w:type="paragraph" w:styleId="Heading5">
     <w:name w:val="heading 5"/>
     <w:basedOn w:val="Normal"/>
     <w:next w:val="BodyText"/>
@@ -671,15 +1184,15 @@
     <w:pPr>
       <w:keepNext/>
       <w:keepLines/>
-      <w:spacing w:after="40" w:before="80"/>
+      <w:spacing w:before="80" w:after="40"/>
       <w:outlineLvl w:val="4"/>
     </w:pPr>
     <w:rPr>
-      <w:rFonts w:ascii="EB Garamond" w:cs="EB Garamond" w:eastAsia="EB Garamond" w:hAnsi="EB Garamond"/>
-      <w:color w:val="000000"/>
-    </w:rPr>
-  </w:style>
-  <w:style w:styleId="Heading6" w:type="paragraph">
+      <w:rFonts w:cstheme="majorBidi"/>
+      <w:color w:val="0F4761" w:themeColor="accent1" w:themeShade="BF"/>
+    </w:rPr>
+  </w:style>
+  <w:style w:type="paragraph" w:styleId="Heading6">
     <w:name w:val="heading 6"/>
     <w:basedOn w:val="Normal"/>
     <w:next w:val="BodyText"/>
@@ -692,17 +1205,17 @@
     <w:pPr>
       <w:keepNext/>
       <w:keepLines/>
-      <w:spacing w:after="0" w:before="40"/>
+      <w:spacing w:before="40" w:after="0"/>
       <w:outlineLvl w:val="5"/>
     </w:pPr>
     <w:rPr>
-      <w:rFonts w:ascii="EB Garamond" w:cs="EB Garamond" w:eastAsia="EB Garamond" w:hAnsi="EB Garamond"/>
+      <w:rFonts w:cstheme="majorBidi"/>
       <w:i/>
       <w:iCs/>
-      <w:color w:val="000000"/>
-    </w:rPr>
-  </w:style>
-  <w:style w:styleId="Heading7" w:type="paragraph">
+      <w:color w:val="595959" w:themeColor="text1" w:themeTint="A6"/>
+    </w:rPr>
+  </w:style>
+  <w:style w:type="paragraph" w:styleId="Heading7">
     <w:name w:val="heading 7"/>
     <w:basedOn w:val="Normal"/>
     <w:next w:val="BodyText"/>
@@ -715,15 +1228,15 @@
     <w:pPr>
       <w:keepNext/>
       <w:keepLines/>
-      <w:spacing w:after="0" w:before="40"/>
+      <w:spacing w:before="40" w:after="0"/>
       <w:outlineLvl w:val="6"/>
     </w:pPr>
     <w:rPr>
-      <w:rFonts w:ascii="EB Garamond" w:cs="EB Garamond" w:eastAsia="EB Garamond" w:hAnsi="EB Garamond"/>
-      <w:color w:val="000000"/>
-    </w:rPr>
-  </w:style>
-  <w:style w:styleId="Heading8" w:type="paragraph">
+      <w:rFonts w:cstheme="majorBidi"/>
+      <w:color w:val="595959" w:themeColor="text1" w:themeTint="A6"/>
+    </w:rPr>
+  </w:style>
+  <w:style w:type="paragraph" w:styleId="Heading8">
     <w:name w:val="heading 8"/>
     <w:basedOn w:val="Normal"/>
     <w:next w:val="BodyText"/>
@@ -740,13 +1253,13 @@
       <w:outlineLvl w:val="7"/>
     </w:pPr>
     <w:rPr>
-      <w:rFonts w:ascii="EB Garamond" w:cs="EB Garamond" w:eastAsia="EB Garamond" w:hAnsi="EB Garamond"/>
+      <w:rFonts w:cstheme="majorBidi"/>
       <w:i/>
       <w:iCs/>
-      <w:color w:val="000000"/>
-    </w:rPr>
-  </w:style>
-  <w:style w:styleId="Heading9" w:type="paragraph">
+      <w:color w:val="272727" w:themeColor="text1" w:themeTint="D8"/>
+    </w:rPr>
+  </w:style>
+  <w:style w:type="paragraph" w:styleId="Heading9">
     <w:name w:val="heading 9"/>
     <w:basedOn w:val="Normal"/>
     <w:next w:val="BodyText"/>
@@ -763,24 +1276,24 @@
       <w:outlineLvl w:val="8"/>
     </w:pPr>
     <w:rPr>
-      <w:rFonts w:ascii="EB Garamond" w:cs="EB Garamond" w:eastAsia="EB Garamond" w:hAnsi="EB Garamond"/>
-      <w:color w:val="000000"/>
-    </w:rPr>
-  </w:style>
-  <w:style w:customStyle="1" w:styleId="Heading1Char" w:type="character">
+      <w:rFonts w:cstheme="majorBidi"/>
+      <w:color w:val="272727" w:themeColor="text1" w:themeTint="D8"/>
+    </w:rPr>
+  </w:style>
+  <w:style w:type="character" w:customStyle="1" w:styleId="Heading1Char">
     <w:name w:val="Heading 1 Char"/>
     <w:basedOn w:val="DefaultParagraphFont"/>
     <w:link w:val="Heading1"/>
     <w:uiPriority w:val="9"/>
     <w:rsid w:val="00A10FD9"/>
     <w:rPr>
-      <w:rFonts w:ascii="EB Garamond" w:cs="EB Garamond" w:eastAsia="EB Garamond" w:hAnsi="EB Garamond"/>
-      <w:color w:val="000000"/>
+      <w:rFonts w:cstheme="majorBidi"/>
+      <w:color w:val="0F4761" w:themeColor="accent1" w:themeShade="BF"/>
       <w:sz w:val="40"/>
       <w:szCs w:val="40"/>
     </w:rPr>
   </w:style>
-  <w:style w:customStyle="1" w:styleId="Heading2Char" w:type="character">
+  <w:style w:type="character" w:customStyle="1" w:styleId="Heading2Char">
     <w:name w:val="Heading 2 Char"/>
     <w:basedOn w:val="DefaultParagraphFont"/>
     <w:link w:val="Heading2"/>
@@ -788,13 +1301,13 @@
     <w:semiHidden/>
     <w:rsid w:val="00A10FD9"/>
     <w:rPr>
-      <w:rFonts w:ascii="EB Garamond" w:cs="EB Garamond" w:eastAsia="EB Garamond" w:hAnsi="EB Garamond"/>
-      <w:color w:val="000000"/>
+      <w:rFonts w:cstheme="majorBidi"/>
+      <w:color w:val="0F4761" w:themeColor="accent1" w:themeShade="BF"/>
       <w:sz w:val="32"/>
       <w:szCs w:val="32"/>
     </w:rPr>
   </w:style>
-  <w:style w:customStyle="1" w:styleId="Heading3Char" w:type="character">
+  <w:style w:type="character" w:customStyle="1" w:styleId="Heading3Char">
     <w:name w:val="Heading 3 Char"/>
     <w:basedOn w:val="DefaultParagraphFont"/>
     <w:link w:val="Heading3"/>
@@ -802,13 +1315,13 @@
     <w:semiHidden/>
     <w:rsid w:val="00A10FD9"/>
     <w:rPr>
-      <w:rFonts w:ascii="EB Garamond" w:cs="EB Garamond" w:eastAsia="EB Garamond" w:hAnsi="EB Garamond"/>
-      <w:color w:val="000000"/>
+      <w:rFonts w:cstheme="majorBidi"/>
+      <w:color w:val="0F4761" w:themeColor="accent1" w:themeShade="BF"/>
       <w:sz w:val="28"/>
       <w:szCs w:val="28"/>
     </w:rPr>
   </w:style>
-  <w:style w:customStyle="1" w:styleId="Heading4Char" w:type="character">
+  <w:style w:type="character" w:customStyle="1" w:styleId="Heading4Char">
     <w:name w:val="Heading 4 Char"/>
     <w:basedOn w:val="DefaultParagraphFont"/>
     <w:link w:val="Heading4"/>
@@ -816,13 +1329,13 @@
     <w:semiHidden/>
     <w:rsid w:val="00A10FD9"/>
     <w:rPr>
-      <w:rFonts w:ascii="EB Garamond" w:cs="EB Garamond" w:eastAsia="EB Garamond" w:hAnsi="EB Garamond"/>
+      <w:rFonts w:cstheme="majorBidi"/>
       <w:i/>
       <w:iCs/>
-      <w:color w:val="000000"/>
-    </w:rPr>
-  </w:style>
-  <w:style w:customStyle="1" w:styleId="Heading5Char" w:type="character">
+      <w:color w:val="0F4761" w:themeColor="accent1" w:themeShade="BF"/>
+    </w:rPr>
+  </w:style>
+  <w:style w:type="character" w:customStyle="1" w:styleId="Heading5Char">
     <w:name w:val="Heading 5 Char"/>
     <w:basedOn w:val="DefaultParagraphFont"/>
     <w:link w:val="Heading5"/>
@@ -830,11 +1343,11 @@
     <w:semiHidden/>
     <w:rsid w:val="00A10FD9"/>
     <w:rPr>
-      <w:rFonts w:ascii="EB Garamond" w:cs="EB Garamond" w:eastAsia="EB Garamond" w:hAnsi="EB Garamond"/>
-      <w:color w:val="000000"/>
-    </w:rPr>
-  </w:style>
-  <w:style w:customStyle="1" w:styleId="Heading6Char" w:type="character">
+      <w:rFonts w:cstheme="majorBidi"/>
+      <w:color w:val="0F4761" w:themeColor="accent1" w:themeShade="BF"/>
+    </w:rPr>
+  </w:style>
+  <w:style w:type="character" w:customStyle="1" w:styleId="Heading6Char">
     <w:name w:val="Heading 6 Char"/>
     <w:basedOn w:val="DefaultParagraphFont"/>
     <w:link w:val="Heading6"/>
@@ -842,13 +1355,13 @@
     <w:semiHidden/>
     <w:rsid w:val="00A10FD9"/>
     <w:rPr>
-      <w:rFonts w:ascii="EB Garamond" w:cs="EB Garamond" w:eastAsia="EB Garamond" w:hAnsi="EB Garamond"/>
+      <w:rFonts w:cstheme="majorBidi"/>
       <w:i/>
       <w:iCs/>
-      <w:color w:val="000000"/>
-    </w:rPr>
-  </w:style>
-  <w:style w:customStyle="1" w:styleId="Heading7Char" w:type="character">
+      <w:color w:val="595959" w:themeColor="text1" w:themeTint="A6"/>
+    </w:rPr>
+  </w:style>
+  <w:style w:type="character" w:customStyle="1" w:styleId="Heading7Char">
     <w:name w:val="Heading 7 Char"/>
     <w:basedOn w:val="DefaultParagraphFont"/>
     <w:link w:val="Heading7"/>
@@ -856,11 +1369,11 @@
     <w:semiHidden/>
     <w:rsid w:val="00A10FD9"/>
     <w:rPr>
-      <w:rFonts w:ascii="EB Garamond" w:cs="EB Garamond" w:eastAsia="EB Garamond" w:hAnsi="EB Garamond"/>
-      <w:color w:val="000000"/>
-    </w:rPr>
-  </w:style>
-  <w:style w:customStyle="1" w:styleId="Heading8Char" w:type="character">
+      <w:rFonts w:cstheme="majorBidi"/>
+      <w:color w:val="595959" w:themeColor="text1" w:themeTint="A6"/>
+    </w:rPr>
+  </w:style>
+  <w:style w:type="character" w:customStyle="1" w:styleId="Heading8Char">
     <w:name w:val="Heading 8 Char"/>
     <w:basedOn w:val="DefaultParagraphFont"/>
     <w:link w:val="Heading8"/>
@@ -868,13 +1381,13 @@
     <w:semiHidden/>
     <w:rsid w:val="00A10FD9"/>
     <w:rPr>
-      <w:rFonts w:ascii="EB Garamond" w:cs="EB Garamond" w:eastAsia="EB Garamond" w:hAnsi="EB Garamond"/>
+      <w:rFonts w:cstheme="majorBidi"/>
       <w:i/>
       <w:iCs/>
-      <w:color w:val="000000"/>
-    </w:rPr>
-  </w:style>
-  <w:style w:customStyle="1" w:styleId="Heading9Char" w:type="character">
+      <w:color w:val="272727" w:themeColor="text1" w:themeTint="D8"/>
+    </w:rPr>
+  </w:style>
+  <w:style w:type="character" w:customStyle="1" w:styleId="Heading9Char">
     <w:name w:val="Heading 9 Char"/>
     <w:basedOn w:val="DefaultParagraphFont"/>
     <w:link w:val="Heading9"/>
@@ -882,11 +1395,35 @@
     <w:semiHidden/>
     <w:rsid w:val="00A10FD9"/>
     <w:rPr>
-      <w:rFonts w:ascii="EB Garamond" w:cs="EB Garamond" w:eastAsia="EB Garamond" w:hAnsi="EB Garamond"/>
-      <w:color w:val="000000"/>
-    </w:rPr>
-  </w:style>
-  <w:style w:styleId="FootnoteBlockText" w:type="paragraph">
+      <w:rFonts w:cstheme="majorBidi"/>
+      <w:color w:val="272727" w:themeColor="text1" w:themeTint="D8"/>
+    </w:rPr>
+  </w:style>
+  <w:style w:type="paragraph" w:styleId="BlockText">
+    <w:name w:val="Block Text"/>
+    <w:basedOn w:val="Normal"/>
+    <w:qFormat/>
+    <w:pPr>
+      <w:spacing w:before="120" w:after="120" w:line="300" w:lineRule="exact"/>
+      <w:ind w:left="720" w:right="720" w:firstLine="0"/>
+    </w:pPr>
+    <w:rPr/>
+  </w:style>
+  <w:style w:type="paragraph" w:styleId="FootnoteText">
+    <w:name w:val="footnote text"/>
+    <w:basedOn w:val="Normal"/>
+    <w:qFormat/>
+    <w:pPr>
+      <w:keepLines/>
+      <w:spacing w:before="0" w:after="140" w:line="300" w:lineRule="exact"/>
+      <w:ind w:firstLine="0"/>
+    </w:pPr>
+    <w:rPr>
+      <w:sz w:val="24"/>
+      <w:szCs w:val="24"/>
+    </w:rPr>
+  </w:style>
+  <w:style w:type="paragraph" w:styleId="FootnoteBlockText">
     <w:name w:val="Footnote Block Text"/>
     <w:basedOn w:val="FootnoteText"/>
     <w:next w:val="FootnoteText"/>
@@ -894,38 +1431,29 @@
     <w:unhideWhenUsed/>
     <w:qFormat/>
     <w:pPr>
-      <w:spacing w:after="100" w:before="100"/>
+      <w:spacing w:before="100" w:after="100"/>
       <w:ind w:firstLine="0" w:left="480" w:right="480"/>
     </w:pPr>
   </w:style>
-  <w:style w:default="1" w:styleId="DefaultParagraphFont" w:type="character">
+  <w:style w:type="character" w:default="1" w:styleId="DefaultParagraphFont">
     <w:name w:val="Default Paragraph Font"/>
     <w:semiHidden/>
     <w:unhideWhenUsed/>
   </w:style>
-  <w:style w:default="1" w:styleId="Table" w:type="table">
+  <w:style w:type="table" w:default="1" w:styleId="Table">
     <w:name w:val="Table"/>
     <w:basedOn w:val="TableNormal"/>
-    <w:semiHidden/>
-    <w:unhideWhenUsed/>
     <w:qFormat/>
     <w:tblPr>
-      <w:tblInd w:type="dxa" w:w="0"/>
+      <w:tblInd w:w="0" w:type="dxa"/>
       <w:tblCellMar>
-        <w:top w:type="dxa" w:w="0"/>
-        <w:left w:type="dxa" w:w="108"/>
-        <w:bottom w:type="dxa" w:w="0"/>
-        <w:right w:type="dxa" w:w="108"/>
+        <w:top w:w="0" w:type="dxa"/>
+        <w:left w:w="108" w:type="dxa"/>
+        <w:bottom w:w="0" w:type="dxa"/>
+        <w:right w:w="108" w:type="dxa"/>
       </w:tblCellMar>
     </w:tblPr>
     <w:tblStylePr w:type="firstRow">
-      <w:tblPr>
-        <w:jc w:val="left"/>
-        <w:tblInd w:type="dxa" w:w="0"/>
-      </w:tblPr>
-      <w:trPr>
-        <w:jc w:val="left"/>
-      </w:trPr>
       <w:tcPr>
         <w:tcBorders>
           <w:bottom w:val="single"/>
@@ -934,7 +1462,7 @@
       </w:tcPr>
     </w:tblStylePr>
   </w:style>
-  <w:style w:customStyle="1" w:styleId="DefinitionTerm" w:type="paragraph">
+  <w:style w:type="paragraph" w:customStyle="1" w:styleId="DefinitionTerm">
     <w:name w:val="Definition Term"/>
     <w:basedOn w:val="Normal"/>
     <w:next w:val="Definition"/>
@@ -947,75 +1475,75 @@
       <w:b/>
     </w:rPr>
   </w:style>
-  <w:style w:customStyle="1" w:styleId="Definition" w:type="paragraph">
+  <w:style w:type="paragraph" w:customStyle="1" w:styleId="Definition">
     <w:name w:val="Definition"/>
     <w:basedOn w:val="Normal"/>
   </w:style>
-  <w:style w:styleId="Caption" w:type="paragraph">
+  <w:style w:type="paragraph" w:styleId="Caption">
     <w:name w:val="Caption"/>
     <w:basedOn w:val="Normal"/>
     <w:link w:val="BodyTextChar"/>
     <w:pPr>
-      <w:spacing w:after="120" w:before="0"/>
+      <w:spacing w:before="0" w:after="120"/>
     </w:pPr>
     <w:rPr>
       <w:i/>
     </w:rPr>
   </w:style>
-  <w:style w:customStyle="1" w:styleId="TableCaption" w:type="paragraph">
+  <w:style w:type="paragraph" w:customStyle="1" w:styleId="TableCaption">
     <w:name w:val="Table Caption"/>
     <w:basedOn w:val="Caption"/>
     <w:pPr>
       <w:keepNext/>
     </w:pPr>
   </w:style>
-  <w:style w:customStyle="1" w:styleId="ImageCaption" w:type="paragraph">
+  <w:style w:type="paragraph" w:customStyle="1" w:styleId="ImageCaption">
     <w:name w:val="Image Caption"/>
     <w:basedOn w:val="Caption"/>
   </w:style>
-  <w:style w:customStyle="1" w:styleId="Figure" w:type="paragraph">
+  <w:style w:type="paragraph" w:customStyle="1" w:styleId="Figure">
     <w:name w:val="Figure"/>
     <w:basedOn w:val="Normal"/>
   </w:style>
-  <w:style w:customStyle="1" w:styleId="CaptionedFigure" w:type="paragraph">
+  <w:style w:type="paragraph" w:customStyle="1" w:styleId="CaptionedFigure">
     <w:name w:val="Captioned Figure"/>
     <w:basedOn w:val="Figure"/>
     <w:pPr>
       <w:keepNext/>
     </w:pPr>
   </w:style>
-  <w:style w:customStyle="1" w:styleId="BodyTextChar" w:type="character">
+  <w:style w:type="character" w:customStyle="1" w:styleId="BodyTextChar">
     <w:name w:val="Body Text Char"/>
     <w:basedOn w:val="DefaultParagraphFont"/>
     <w:link w:val="BodyText"/>
   </w:style>
-  <w:style w:customStyle="1" w:styleId="VerbatimChar" w:type="character">
+  <w:style w:type="character" w:customStyle="1" w:styleId="VerbatimChar">
     <w:name w:val="Verbatim Char"/>
     <w:basedOn w:val="BodyTextChar"/>
     <w:rPr>
-      <w:rFonts w:ascii="EB Garamond" w:cs="EB Garamond" w:eastAsia="EB Garamond" w:hAnsi="EB Garamond"/>
+      <w:rFonts w:ascii="Consolas" w:hAnsi="Consolas"/>
       <w:sz w:val="22"/>
     </w:rPr>
   </w:style>
-  <w:style w:customStyle="1" w:styleId="SectionNumber" w:type="character">
+  <w:style w:type="character" w:customStyle="1" w:styleId="SectionNumber">
     <w:name w:val="Section Number"/>
     <w:basedOn w:val="BodyTextChar"/>
   </w:style>
-  <w:style w:styleId="FootnoteReference" w:type="character">
+  <w:style w:type="character" w:styleId="FootnoteReference">
     <w:name w:val="Footnote Reference"/>
     <w:basedOn w:val="BodyTextChar"/>
     <w:rPr>
       <w:vertAlign w:val="superscript"/>
     </w:rPr>
   </w:style>
-  <w:style w:styleId="Hyperlink" w:type="character">
+  <w:style w:type="character" w:styleId="Hyperlink">
     <w:name w:val="Hyperlink"/>
     <w:basedOn w:val="BodyTextChar"/>
     <w:rPr>
       <w:color w:val="000000"/>
     </w:rPr>
   </w:style>
-  <w:style w:styleId="TOCHeading" w:type="paragraph">
+  <w:style w:type="paragraph" w:styleId="TOCHeading">
     <w:name w:val="TOC Heading"/>
     <w:basedOn w:val="Heading1"/>
     <w:next w:val="BodyText"/>
@@ -1027,225 +1555,21 @@
       <w:outlineLvl w:val="9"/>
     </w:pPr>
     <w:rPr>
-      <w:rFonts w:ascii="EB Garamond" w:cs="EB Garamond" w:eastAsia="EB Garamond" w:hAnsi="EB Garamond"/>
+      <w:rFonts w:cstheme="majorBidi"/>
       <w:b w:val="0"/>
       <w:bCs w:val="0"/>
-      <w:color w:val="000000"/>
-    </w:rPr>
-  </w:style>
-  <w:style w:default="1" w:styleId="Normal" w:type="paragraph">
-    <w:name w:val="Normal"/>
-    <w:qFormat/>
-    <w:pPr>
-      <w:widowControl/>
-      <w:spacing w:after="0" w:before="0" w:line="468" w:lineRule="exact"/>
-      <w:ind w:firstLine="0"/>
-      <w:jc w:val="left"/>
-    </w:pPr>
-    <w:rPr>
-      <w:rFonts w:ascii="EB Garamond" w:cs="EB Garamond" w:eastAsia="EB Garamond" w:hAnsi="EB Garamond"/>
-      <w:sz w:val="24"/>
-      <w:szCs w:val="24"/>
-    </w:rPr>
-  </w:style>
-  <w:style w:styleId="BodyText" w:type="paragraph">
-    <w:name w:val="Body Text"/>
-    <w:basedOn w:val="Normal"/>
-    <w:link w:val="BodyTextChar"/>
-    <w:qFormat/>
-    <w:pPr>
-      <w:spacing w:after="0" w:before="0" w:line="468" w:lineRule="exact"/>
-    </w:pPr>
-  </w:style>
-  <w:style w:styleId="FirstParagraph" w:type="paragraph">
-    <w:name w:val="First Paragraph"/>
+      <w:color w:val="365F91" w:themeColor="accent1" w:themeShade="BF"/>
+    </w:rPr>
+  </w:style>
+  <w:style w:type="paragraph" w:customStyle="1" w:styleId="ListItem">
+    <w:name w:val="List Item"/>
     <w:basedOn w:val="BodyText"/>
-    <w:next w:val="BodyText"/>
-    <w:qFormat/>
-  </w:style>
-  <w:style w:styleId="Compact" w:type="paragraph">
-    <w:name w:val="Compact"/>
-    <w:basedOn w:val="BodyText"/>
-    <w:qFormat/>
-    <w:pPr>
-      <w:spacing w:after="0" w:before="0" w:line="468" w:lineRule="exact"/>
-    </w:pPr>
-  </w:style>
-  <w:style w:styleId="Heading1" w:type="paragraph">
-    <w:name w:val="heading 1"/>
-    <w:basedOn w:val="Normal"/>
-    <w:next w:val="BodyText"/>
-    <w:qFormat/>
-    <w:pPr>
-      <w:keepNext/>
-      <w:keepLines/>
-      <w:spacing w:after="330" w:before="314" w:line="312" w:lineRule="exact"/>
-      <w:jc w:val="center"/>
-      <w:outlineLvl w:val="0"/>
-    </w:pPr>
-    <w:rPr>
-      <w:b/>
-      <w:bCs/>
-      <w:color w:val="000000"/>
-      <w:sz w:val="34"/>
-      <w:szCs w:val="34"/>
-    </w:rPr>
-  </w:style>
-  <w:style w:styleId="Heading2" w:type="paragraph">
-    <w:name w:val="heading 2"/>
-    <w:basedOn w:val="Normal"/>
-    <w:next w:val="BodyText"/>
-    <w:qFormat/>
-    <w:pPr>
-      <w:keepNext/>
-      <w:keepLines/>
-      <w:spacing w:after="542" w:before="640" w:line="312" w:lineRule="exact"/>
-      <w:jc w:val="left"/>
-      <w:outlineLvl w:val="1"/>
-    </w:pPr>
-    <w:rPr>
-      <w:b/>
-      <w:bCs/>
-      <w:color w:val="000000"/>
-      <w:sz w:val="29"/>
-      <w:szCs w:val="29"/>
-    </w:rPr>
-  </w:style>
-  <w:style w:styleId="Heading3" w:type="paragraph">
-    <w:name w:val="heading 3"/>
-    <w:basedOn w:val="Normal"/>
-    <w:next w:val="BodyText"/>
-    <w:qFormat/>
-    <w:pPr>
-      <w:keepNext/>
-      <w:keepLines/>
-      <w:spacing w:after="0" w:before="34" w:line="336" w:lineRule="exact"/>
-      <w:jc w:val="left"/>
-      <w:outlineLvl w:val="2"/>
-    </w:pPr>
-    <w:rPr>
-      <w:b/>
-      <w:bCs/>
-      <w:color w:val="000000"/>
-      <w:sz w:val="24"/>
-      <w:szCs w:val="24"/>
-    </w:rPr>
-  </w:style>
-  <w:style w:styleId="Heading4" w:type="paragraph">
-    <w:name w:val="heading 4"/>
-    <w:basedOn w:val="Normal"/>
-    <w:next w:val="BodyText"/>
-    <w:qFormat/>
-    <w:pPr>
-      <w:keepNext/>
-      <w:keepLines/>
-      <w:spacing w:after="0" w:before="34" w:line="336" w:lineRule="exact"/>
-      <w:jc w:val="left"/>
-      <w:outlineLvl w:val="3"/>
-    </w:pPr>
-    <w:rPr>
-      <w:b/>
-      <w:bCs/>
-      <w:color w:val="000000"/>
-      <w:sz w:val="24"/>
-      <w:szCs w:val="24"/>
-    </w:rPr>
-  </w:style>
-  <w:style w:styleId="BlockText" w:type="paragraph">
-    <w:name w:val="Block Text"/>
-    <w:basedOn w:val="BodyText"/>
-    <w:qFormat/>
-    <w:pPr>
-      <w:spacing w:after="0" w:before="0" w:line="468" w:lineRule="exact"/>
-      <w:ind w:firstLine="0" w:left="720" w:right="720"/>
-    </w:pPr>
-  </w:style>
-  <w:style w:styleId="FootnoteText" w:type="paragraph">
-    <w:name w:val="Footnote Text"/>
-    <w:basedOn w:val="Normal"/>
-    <w:link w:val="FootnoteTextChar"/>
-    <w:pPr>
-      <w:spacing w:after="120" w:before="0" w:line="240" w:lineRule="auto"/>
-    </w:pPr>
-    <w:rPr>
-      <w:sz w:val="20"/>
-      <w:szCs w:val="20"/>
-    </w:rPr>
-  </w:style>
-  <w:style w:styleId="Footer" w:type="paragraph">
-    <w:name w:val="footer"/>
-    <w:basedOn w:val="Normal"/>
-    <w:pPr>
-      <w:spacing w:after="0" w:before="0" w:line="240" w:lineRule="auto"/>
-      <w:jc w:val="center"/>
-    </w:pPr>
-    <w:rPr>
-      <w:sz w:val="24"/>
-      <w:szCs w:val="24"/>
-    </w:rPr>
-  </w:style>
-  <w:style w:styleId="Header" w:type="paragraph">
-    <w:name w:val="header"/>
-    <w:basedOn w:val="Normal"/>
-    <w:pPr>
-      <w:spacing w:after="0" w:before="0" w:line="240" w:lineRule="auto"/>
-    </w:pPr>
-  </w:style>
-  <w:style w:customStyle="1" w:styleId="Centered" w:type="paragraph">
-    <w:name w:val="Centered"/>
-    <w:basedOn w:val="Normal"/>
-    <w:qFormat/>
-    <w:pPr>
-      <w:spacing w:after="0" w:before="0" w:line="468" w:lineRule="exact"/>
-      <w:ind w:firstLine="0"/>
-      <w:jc w:val="center"/>
-    </w:pPr>
-  </w:style>
-  <w:style w:customStyle="1" w:styleId="CaptionLine" w:type="paragraph">
-    <w:name w:val="CaptionLine"/>
-    <w:basedOn w:val="Centered"/>
-    <w:qFormat/>
-  </w:style>
-  <w:style w:customStyle="1" w:styleId="CenteredSingle" w:type="paragraph">
-    <w:name w:val="CenteredSingle"/>
-    <w:basedOn w:val="Centered"/>
-    <w:qFormat/>
-    <w:pPr>
-      <w:spacing w:after="0" w:before="0" w:line="312" w:lineRule="exact"/>
-    </w:pPr>
-  </w:style>
-  <w:style w:customStyle="1" w:styleId="Single" w:type="paragraph">
-    <w:name w:val="Single"/>
-    <w:basedOn w:val="Normal"/>
-    <w:qFormat/>
-    <w:pPr>
-      <w:spacing w:after="0" w:before="0" w:line="312" w:lineRule="exact"/>
-      <w:ind w:firstLine="0"/>
-    </w:pPr>
-  </w:style>
-  <w:style w:customStyle="1" w:styleId="CertTitle" w:type="paragraph">
-    <w:name w:val="CertTitle"/>
-    <w:basedOn w:val="Centered"/>
-    <w:next w:val="BodyText"/>
-    <w:qFormat/>
-    <w:pPr>
-      <w:keepNext/>
-      <w:pageBreakBefore/>
-    </w:pPr>
-    <w:rPr>
-      <w:b/>
-      <w:bCs/>
-    </w:rPr>
-  </w:style>
-  <w:style w:customStyle="1" w:styleId="SignatureBlock" w:type="paragraph">
-    <w:name w:val="SignatureBlock"/>
-    <w:basedOn w:val="Normal"/>
-    <w:qFormat/>
-    <w:pPr>
-      <w:keepLines/>
-      <w:spacing w:after="0" w:before="0" w:line="312" w:lineRule="exact"/>
-      <w:ind w:firstLine="0" w:left="0" w:right="4752"/>
-    </w:pPr>
+    <w:qFormat/>
+    <w:pPr>
+      <w:spacing w:before="0" w:after="0" w:line="560" w:lineRule="exact"/>
+      <w:ind w:left="720" w:hanging="720"/>
+    </w:pPr>
+    <w:rPr/>
   </w:style>
   <w:style w:type="paragraph" w:customStyle="1" w:styleId="SourceCode">
     <w:name w:val="Source Code"/>
@@ -1527,7 +1851,7 @@
     </a:clrScheme>
     <a:fontScheme name="Office">
       <a:majorFont>
-        <a:latin typeface="EB Garamond"/>
+        <a:latin typeface="Times New Roman" panose="02110004020202020204"/>
         <a:ea typeface=""/>
         <a:cs typeface=""/>
         <a:font script="Jpan" typeface="游ゴシック Light"/>
@@ -1579,7 +1903,7 @@
         <a:font script="Tfng" typeface="Ebrima"/>
       </a:majorFont>
       <a:minorFont>
-        <a:latin typeface="EB Garamond"/>
+        <a:latin typeface="Times New Roman" panose="02110004020202020204"/>
         <a:ea typeface=""/>
         <a:cs typeface=""/>
         <a:font script="Jpan" typeface="游明朝"/>
